--- a/docs/16-user-and-administrator-procedures.docx
+++ b/docs/16-user-and-administrator-procedures.docx
@@ -299,103 +299,74 @@
       </w:r>
     </w:p>
     <w:p>
-      <w:pPr>
-        <w:pStyle w:val="Heading2"/>
-      </w:pPr>
-      <w:r>
-        <w:t>Granting a staff member admin console access</w:t>
-      </w:r>
-    </w:p>
-    <w:p>
-      <w:pPr>
-        <w:pStyle w:val="ListNumber"/>
-      </w:pPr>
+      <w:r>
+        <w:rPr>
+          <w:rFonts w:ascii="Consolas" w:hAnsi="Consolas"/>
+          <w:b/>
+          <w:sz w:val="20"/>
+        </w:rPr>
+        <w:t>chris</w:t>
+      </w:r>
+      <w:r>
+        <w:rPr>
+          <w:b/>
+        </w:rPr>
+        <w:t xml:space="preserve">, </w:t>
+      </w:r>
+      <w:r>
+        <w:rPr>
+          <w:rFonts w:ascii="Consolas" w:hAnsi="Consolas"/>
+          <w:b/>
+          <w:sz w:val="20"/>
+        </w:rPr>
+        <w:t>patricia</w:t>
+      </w:r>
+      <w:r>
+        <w:rPr>
+          <w:b/>
+        </w:rPr>
+        <w:t xml:space="preserve">, and </w:t>
+      </w:r>
+      <w:r>
+        <w:rPr>
+          <w:rFonts w:ascii="Consolas" w:hAnsi="Consolas"/>
+          <w:b/>
+          <w:sz w:val="20"/>
+        </w:rPr>
+        <w:t>grace</w:t>
+      </w:r>
+      <w:r>
+        <w:rPr>
+          <w:b/>
+        </w:rPr>
+        <w:t xml:space="preserve"> require a TOTP code, not just the password</w:t>
+      </w:r>
+      <w:r>
+        <w:t xml:space="preserve"> — </w:t>
+      </w:r>
       <w:r>
         <w:rPr>
           <w:rFonts w:ascii="Consolas" w:hAnsi="Consolas"/>
           <w:sz w:val="20"/>
         </w:rPr>
-        <w:t>OWNER</w:t>
-      </w:r>
-      <w:r>
-        <w:t xml:space="preserve"> or </w:t>
-      </w:r>
-      <w:r>
-        <w:rPr>
-          <w:rFonts w:ascii="Consolas" w:hAnsi="Consolas"/>
-          <w:sz w:val="20"/>
-        </w:rPr>
-        <w:t>HR_MANAGER</w:t>
-      </w:r>
-      <w:r>
-        <w:t xml:space="preserve"> creates or already has an </w:t>
-      </w:r>
-      <w:r>
-        <w:rPr>
-          <w:rFonts w:ascii="Consolas" w:hAnsi="Consolas"/>
-          <w:sz w:val="20"/>
-        </w:rPr>
-        <w:t>Employee</w:t>
-      </w:r>
-      <w:r>
-        <w:t xml:space="preserve"> record (HR → Employees).</w:t>
-      </w:r>
-    </w:p>
-    <w:p>
-      <w:pPr>
-        <w:pStyle w:val="ListNumber"/>
-      </w:pPr>
-      <w:r>
-        <w:t xml:space="preserve">Grant a login via </w:t>
-      </w:r>
-      <w:r>
-        <w:rPr>
-          <w:rFonts w:ascii="Consolas" w:hAnsi="Consolas"/>
-          <w:sz w:val="20"/>
-        </w:rPr>
-        <w:t>POST /hr/employees/:id/create-login</w:t>
-      </w:r>
-      <w:r>
-        <w:t xml:space="preserve"> (or set </w:t>
-      </w:r>
-      <w:r>
-        <w:rPr>
-          <w:rFonts w:ascii="Consolas" w:hAnsi="Consolas"/>
-          <w:sz w:val="20"/>
-        </w:rPr>
-        <w:t>loginEmail</w:t>
-      </w:r>
-      <w:r>
-        <w:t>/</w:t>
-      </w:r>
-      <w:r>
-        <w:rPr>
-          <w:rFonts w:ascii="Consolas" w:hAnsi="Consolas"/>
-          <w:sz w:val="20"/>
-        </w:rPr>
-        <w:t>loginRole</w:t>
-      </w:r>
-      <w:r>
-        <w:t xml:space="preserve"> at creation time) — this generates a </w:t>
-      </w:r>
-      <w:r>
-        <w:rPr>
-          <w:b/>
-        </w:rPr>
-        <w:t>one-time temporary password</w:t>
-      </w:r>
-      <w:r>
-        <w:t>, returned once in the API response only.</w:t>
-      </w:r>
-    </w:p>
-    <w:p>
-      <w:pPr>
-        <w:pStyle w:val="ListNumber"/>
-      </w:pPr>
-      <w:r>
-        <w:t xml:space="preserve">Hand that password to the employee out-of-band (there is no email/SMS delivery — see </w:t>
+        <w:t>seed.ts</w:t>
+      </w:r>
+      <w:r>
+        <w:t xml:space="preserve"> enables 2FA for those three, and login will stop at a code prompt with no way to produce one until a real secret is enrolled (see the seed-data gap in </w:t>
       </w:r>
       <w:hyperlink r:id="rId9">
+        <w:r>
+          <w:rPr>
+            <w:color w:val="0563C1"/>
+            <w:u w:val="single"/>
+          </w:rPr>
+          <w:t xml:space="preserve">`03-database-design.md`</w:t>
+        </w:r>
+      </w:hyperlink>
+      <w:r>
+        <w:t xml:space="preserve"> and the Two-factor authentication section of </w:t>
+      </w:r>
+      <w:hyperlink r:id="rId10">
         <w:r>
           <w:rPr>
             <w:color w:val="0563C1"/>
@@ -405,7 +376,133 @@
         </w:r>
       </w:hyperlink>
       <w:r>
-        <w:t>). Do not log or store it anywhere else.</w:t>
+        <w:t xml:space="preserve">). In the live production database this has already been done — those three accounts have real TOTP secrets, delivered to the account owner directly, not written down here. </w:t>
+      </w:r>
+      <w:r>
+        <w:rPr>
+          <w:rFonts w:ascii="Consolas" w:hAnsi="Consolas"/>
+          <w:sz w:val="20"/>
+        </w:rPr>
+        <w:t>dennis</w:t>
+      </w:r>
+      <w:r>
+        <w:t xml:space="preserve"> and </w:t>
+      </w:r>
+      <w:r>
+        <w:rPr>
+          <w:rFonts w:ascii="Consolas" w:hAnsi="Consolas"/>
+          <w:sz w:val="20"/>
+        </w:rPr>
+        <w:t>brenda</w:t>
+      </w:r>
+      <w:r>
+        <w:t xml:space="preserve"> have 2FA off and log in with just the password above.</w:t>
+      </w:r>
+    </w:p>
+    <w:p>
+      <w:pPr>
+        <w:pStyle w:val="Heading2"/>
+      </w:pPr>
+      <w:r>
+        <w:t>Logging into the live deployment</w:t>
+      </w:r>
+    </w:p>
+    <w:p>
+      <w:r>
+        <w:t xml:space="preserve">The production URLs are </w:t>
+      </w:r>
+      <w:r>
+        <w:rPr>
+          <w:rFonts w:ascii="Consolas" w:hAnsi="Consolas"/>
+          <w:sz w:val="20"/>
+        </w:rPr>
+        <w:t>https://chrispa-storefront.netlify.app</w:t>
+      </w:r>
+      <w:r>
+        <w:t xml:space="preserve"> (customer storefront) and </w:t>
+      </w:r>
+      <w:r>
+        <w:rPr>
+          <w:rFonts w:ascii="Consolas" w:hAnsi="Consolas"/>
+          <w:sz w:val="20"/>
+        </w:rPr>
+        <w:t>https://chrispa.netlify.app</w:t>
+      </w:r>
+      <w:r>
+        <w:t xml:space="preserve"> (admin console), backed by the API at </w:t>
+      </w:r>
+      <w:r>
+        <w:rPr>
+          <w:rFonts w:ascii="Consolas" w:hAnsi="Consolas"/>
+          <w:sz w:val="20"/>
+        </w:rPr>
+        <w:t>https://chrispa-api.onrender.com/api/v1</w:t>
+      </w:r>
+      <w:r>
+        <w:t xml:space="preserve"> — see </w:t>
+      </w:r>
+      <w:hyperlink r:id="rId11">
+        <w:r>
+          <w:rPr>
+            <w:color w:val="0563C1"/>
+            <w:u w:val="single"/>
+          </w:rPr>
+          <w:t xml:space="preserve">`11-deployment-and-configuration-management.md`</w:t>
+        </w:r>
+      </w:hyperlink>
+      <w:r>
+        <w:t xml:space="preserve"> for the full deployment configuration. </w:t>
+      </w:r>
+      <w:r>
+        <w:rPr>
+          <w:b/>
+        </w:rPr>
+        <w:t>Registering a new customer account in production will not work yet</w:t>
+      </w:r>
+      <w:r>
+        <w:t xml:space="preserve"> — neither verification code is actually delivered (see </w:t>
+      </w:r>
+      <w:hyperlink r:id="rId10">
+        <w:r>
+          <w:rPr>
+            <w:color w:val="0563C1"/>
+            <w:u w:val="single"/>
+          </w:rPr>
+          <w:t xml:space="preserve">`07-authentication-and-authorization.md`</w:t>
+        </w:r>
+      </w:hyperlink>
+      <w:r>
+        <w:t xml:space="preserve"> and incident #2 in </w:t>
+      </w:r>
+      <w:hyperlink r:id="rId12">
+        <w:r>
+          <w:rPr>
+            <w:color w:val="0563C1"/>
+            <w:u w:val="single"/>
+          </w:rPr>
+          <w:t xml:space="preserve">`13-incident-response-and-troubleshooting.md`</w:t>
+        </w:r>
+      </w:hyperlink>
+      <w:r>
+        <w:t xml:space="preserve">) — use the seeded </w:t>
+      </w:r>
+      <w:r>
+        <w:rPr>
+          <w:rFonts w:ascii="Consolas" w:hAnsi="Consolas"/>
+          <w:sz w:val="20"/>
+        </w:rPr>
+        <w:t>sarah@example.com</w:t>
+      </w:r>
+      <w:r>
+        <w:t xml:space="preserve"> account to exercise the customer experience until that's fixed.</w:t>
+      </w:r>
+    </w:p>
+    <w:p>
+      <w:pPr>
+        <w:pStyle w:val="Heading2"/>
+      </w:pPr>
+      <w:r>
+        <w:t>Granting a staff member admin console access</w:t>
       </w:r>
     </w:p>
     <w:p>
@@ -413,6 +510,108 @@
         <w:pStyle w:val="ListNumber"/>
       </w:pPr>
       <w:r>
+        <w:rPr>
+          <w:rFonts w:ascii="Consolas" w:hAnsi="Consolas"/>
+          <w:sz w:val="20"/>
+        </w:rPr>
+        <w:t>OWNER</w:t>
+      </w:r>
+      <w:r>
+        <w:t xml:space="preserve"> or </w:t>
+      </w:r>
+      <w:r>
+        <w:rPr>
+          <w:rFonts w:ascii="Consolas" w:hAnsi="Consolas"/>
+          <w:sz w:val="20"/>
+        </w:rPr>
+        <w:t>HR_MANAGER</w:t>
+      </w:r>
+      <w:r>
+        <w:t xml:space="preserve"> creates or already has an </w:t>
+      </w:r>
+      <w:r>
+        <w:rPr>
+          <w:rFonts w:ascii="Consolas" w:hAnsi="Consolas"/>
+          <w:sz w:val="20"/>
+        </w:rPr>
+        <w:t>Employee</w:t>
+      </w:r>
+      <w:r>
+        <w:t xml:space="preserve"> record (HR → Employees).</w:t>
+      </w:r>
+    </w:p>
+    <w:p>
+      <w:pPr>
+        <w:pStyle w:val="ListNumber"/>
+      </w:pPr>
+      <w:r>
+        <w:t xml:space="preserve">Grant a login via </w:t>
+      </w:r>
+      <w:r>
+        <w:rPr>
+          <w:rFonts w:ascii="Consolas" w:hAnsi="Consolas"/>
+          <w:sz w:val="20"/>
+        </w:rPr>
+        <w:t>POST /hr/employees/:id/create-login</w:t>
+      </w:r>
+      <w:r>
+        <w:t xml:space="preserve"> (or set </w:t>
+      </w:r>
+      <w:r>
+        <w:rPr>
+          <w:rFonts w:ascii="Consolas" w:hAnsi="Consolas"/>
+          <w:sz w:val="20"/>
+        </w:rPr>
+        <w:t>loginEmail</w:t>
+      </w:r>
+      <w:r>
+        <w:t>/</w:t>
+      </w:r>
+      <w:r>
+        <w:rPr>
+          <w:rFonts w:ascii="Consolas" w:hAnsi="Consolas"/>
+          <w:sz w:val="20"/>
+        </w:rPr>
+        <w:t>loginRole</w:t>
+      </w:r>
+      <w:r>
+        <w:t xml:space="preserve"> at creation time) — this generates a </w:t>
+      </w:r>
+      <w:r>
+        <w:rPr>
+          <w:b/>
+        </w:rPr>
+        <w:t>one-time temporary password</w:t>
+      </w:r>
+      <w:r>
+        <w:t>, returned once in the API response only.</w:t>
+      </w:r>
+    </w:p>
+    <w:p>
+      <w:pPr>
+        <w:pStyle w:val="ListNumber"/>
+      </w:pPr>
+      <w:r>
+        <w:t xml:space="preserve">Hand that password to the employee out-of-band (there is no email/SMS delivery — see </w:t>
+      </w:r>
+      <w:hyperlink r:id="rId10">
+        <w:r>
+          <w:rPr>
+            <w:color w:val="0563C1"/>
+            <w:u w:val="single"/>
+          </w:rPr>
+          <w:t xml:space="preserve">`07-authentication-and-authorization.md`</w:t>
+        </w:r>
+      </w:hyperlink>
+      <w:r>
+        <w:t>). Do not log or store it anywhere else.</w:t>
+      </w:r>
+    </w:p>
+    <w:p>
+      <w:pPr>
+        <w:pStyle w:val="ListNumber"/>
+      </w:pPr>
+      <w:r>
         <w:t xml:space="preserve">The employee's first login is forced through </w:t>
       </w:r>
       <w:r>
@@ -586,7 +785,7 @@
       <w:r>
         <w:t xml:space="preserve"> are real and already used for registration OTP (see </w:t>
       </w:r>
-      <w:hyperlink r:id="rId9">
+      <w:hyperlink r:id="rId10">
         <w:r>
           <w:rPr>
             <w:color w:val="0563C1"/>
@@ -3033,7 +3232,7 @@
       <w:r>
         <w:t xml:space="preserve"> decorator on the relevant controller. See </w:t>
       </w:r>
-      <w:hyperlink r:id="rId9">
+      <w:hyperlink r:id="rId10">
         <w:r>
           <w:rPr>
             <w:color w:val="0563C1"/>

--- a/docs/16-user-and-administrator-procedures.docx
+++ b/docs/16-user-and-administrator-procedures.docx
@@ -681,6 +681,45 @@
       </w:r>
       <w:r>
         <w:t xml:space="preserve"> if it tries.</w:t>
+      </w:r>
+    </w:p>
+    <w:p>
+      <w:pPr>
+        <w:pStyle w:val="ListNumber"/>
+      </w:pPr>
+      <w:r>
+        <w:t xml:space="preserve">This is also how a </w:t>
+      </w:r>
+      <w:r>
+        <w:rPr>
+          <w:b/>
+        </w:rPr>
+        <w:t>driver</w:t>
+      </w:r>
+      <w:r>
+        <w:t xml:space="preserve"> account is created (</w:t>
+      </w:r>
+      <w:r>
+        <w:rPr>
+          <w:rFonts w:ascii="Consolas" w:hAnsi="Consolas"/>
+          <w:sz w:val="20"/>
+        </w:rPr>
+        <w:t>loginRole: 'DRIVER'</w:t>
+      </w:r>
+      <w:r>
+        <w:t xml:space="preserve">) — no separate onboarding flow for the Driver App (per user request, not in the original SRS; see </w:t>
+      </w:r>
+      <w:hyperlink r:id="rId10">
+        <w:r>
+          <w:rPr>
+            <w:color w:val="0563C1"/>
+            <w:u w:val="single"/>
+          </w:rPr>
+          <w:t xml:space="preserve">`07-authentication-and-authorization.md`</w:t>
+        </w:r>
+      </w:hyperlink>
+      <w:r>
+        <w:t>). See "Assigning and tracking deliveries" below for what happens after.</w:t>
       </w:r>
     </w:p>
     <w:p>
@@ -1612,7 +1651,419 @@
           </w:p>
         </w:tc>
       </w:tr>
+      <w:tr>
+        <w:tc>
+          <w:tcPr>
+            <w:tcW w:type="dxa" w:w="2880"/>
+          </w:tcPr>
+          <w:p>
+            <w:r>
+              <w:t>Assign/reassign a driver to an order</w:t>
+            </w:r>
+          </w:p>
+        </w:tc>
+        <w:tc>
+          <w:tcPr>
+            <w:tcW w:type="dxa" w:w="2880"/>
+          </w:tcPr>
+          <w:p>
+            <w:r>
+              <w:t>Admin → Orders → an order → Delivery / Driver</w:t>
+            </w:r>
+          </w:p>
+        </w:tc>
+        <w:tc>
+          <w:tcPr>
+            <w:tcW w:type="dxa" w:w="2880"/>
+          </w:tcPr>
+          <w:p>
+            <w:r>
+              <w:rPr>
+                <w:rFonts w:ascii="Consolas" w:hAnsi="Consolas"/>
+                <w:sz w:val="20"/>
+              </w:rPr>
+              <w:t>OWNER</w:t>
+            </w:r>
+            <w:r>
+              <w:t xml:space="preserve">, </w:t>
+            </w:r>
+            <w:r>
+              <w:rPr>
+                <w:rFonts w:ascii="Consolas" w:hAnsi="Consolas"/>
+                <w:sz w:val="20"/>
+              </w:rPr>
+              <w:t>STORE_MANAGER</w:t>
+            </w:r>
+            <w:r>
+              <w:t xml:space="preserve">, </w:t>
+            </w:r>
+            <w:r>
+              <w:rPr>
+                <w:rFonts w:ascii="Consolas" w:hAnsi="Consolas"/>
+                <w:sz w:val="20"/>
+              </w:rPr>
+              <w:t>FULFILLMENT</w:t>
+            </w:r>
+          </w:p>
+        </w:tc>
+      </w:tr>
+      <w:tr>
+        <w:tc>
+          <w:tcPr>
+            <w:tcW w:type="dxa" w:w="2880"/>
+          </w:tcPr>
+          <w:p>
+            <w:r>
+              <w:t>Work an assigned delivery (pickup/delivery, GPS)</w:t>
+            </w:r>
+          </w:p>
+        </w:tc>
+        <w:tc>
+          <w:tcPr>
+            <w:tcW w:type="dxa" w:w="2880"/>
+          </w:tcPr>
+          <w:p>
+            <w:r>
+              <w:t>Admin → My Deliveries</w:t>
+            </w:r>
+          </w:p>
+        </w:tc>
+        <w:tc>
+          <w:tcPr>
+            <w:tcW w:type="dxa" w:w="2880"/>
+          </w:tcPr>
+          <w:p>
+            <w:r>
+              <w:rPr>
+                <w:rFonts w:ascii="Consolas" w:hAnsi="Consolas"/>
+                <w:sz w:val="20"/>
+              </w:rPr>
+              <w:t>DRIVER</w:t>
+            </w:r>
+            <w:r>
+              <w:t xml:space="preserve"> (own assigned deliveries only)</w:t>
+            </w:r>
+          </w:p>
+        </w:tc>
+      </w:tr>
     </w:tbl>
+    <w:p>
+      <w:pPr>
+        <w:pStyle w:val="Heading2"/>
+      </w:pPr>
+      <w:r>
+        <w:t>Assigning and tracking deliveries (Driver App)</w:t>
+      </w:r>
+    </w:p>
+    <w:p>
+      <w:r>
+        <w:t xml:space="preserve">Added this session (commit </w:t>
+      </w:r>
+      <w:r>
+        <w:rPr>
+          <w:rFonts w:ascii="Consolas" w:hAnsi="Consolas"/>
+          <w:sz w:val="20"/>
+        </w:rPr>
+        <w:t>75b7cff</w:t>
+      </w:r>
+      <w:r>
+        <w:t xml:space="preserve">), per user request — not in the original SRS. Scoped deliberately lean: the driver app is a section inside the existing admin console (not a separate application), and "GPS navigation" means capturing coordinates + deep-linking to Google Maps, not an in-app map/routing engine — see </w:t>
+      </w:r>
+      <w:hyperlink r:id="rId13">
+        <w:r>
+          <w:rPr>
+            <w:color w:val="0563C1"/>
+            <w:u w:val="single"/>
+          </w:rPr>
+          <w:t xml:space="preserve">`17-infrastructure-platform-roadmap.md`</w:t>
+        </w:r>
+      </w:hyperlink>
+      <w:r>
+        <w:t xml:space="preserve"> if a fuller in-app map is ever reconsidered.</w:t>
+      </w:r>
+    </w:p>
+    <w:p>
+      <w:r>
+        <w:rPr>
+          <w:b/>
+        </w:rPr>
+        <w:t>Admin side</w:t>
+      </w:r>
+      <w:r>
+        <w:t>:</w:t>
+      </w:r>
+    </w:p>
+    <w:p>
+      <w:pPr>
+        <w:pStyle w:val="ListNumber"/>
+      </w:pPr>
+      <w:r>
+        <w:t>Create a driver account via the normal staff-login flow above (</w:t>
+      </w:r>
+      <w:r>
+        <w:rPr>
+          <w:rFonts w:ascii="Consolas" w:hAnsi="Consolas"/>
+          <w:sz w:val="20"/>
+        </w:rPr>
+        <w:t>loginRole: 'DRIVER'</w:t>
+      </w:r>
+      <w:r>
+        <w:t>).</w:t>
+      </w:r>
+    </w:p>
+    <w:p>
+      <w:pPr>
+        <w:pStyle w:val="ListNumber"/>
+      </w:pPr>
+      <w:r>
+        <w:t xml:space="preserve">Open the order in Admin → Orders → an order, and use the </w:t>
+      </w:r>
+      <w:r>
+        <w:rPr>
+          <w:b/>
+        </w:rPr>
+        <w:t>Delivery / Driver</w:t>
+      </w:r>
+      <w:r>
+        <w:t xml:space="preserve"> card to assign (or reassign) a driver from the dropdown. Reassigning an in-progress delivery restarts its own status lifecycle (back to </w:t>
+      </w:r>
+      <w:r>
+        <w:rPr>
+          <w:rFonts w:ascii="Consolas" w:hAnsi="Consolas"/>
+          <w:sz w:val="20"/>
+        </w:rPr>
+        <w:t>ASSIGNED</w:t>
+      </w:r>
+      <w:r>
+        <w:t xml:space="preserve">) — it does </w:t>
+      </w:r>
+      <w:r>
+        <w:rPr>
+          <w:b/>
+        </w:rPr>
+        <w:t>not</w:t>
+      </w:r>
+      <w:r>
+        <w:t xml:space="preserve"> move </w:t>
+      </w:r>
+      <w:r>
+        <w:rPr>
+          <w:rFonts w:ascii="Consolas" w:hAnsi="Consolas"/>
+          <w:sz w:val="20"/>
+        </w:rPr>
+        <w:t>Order.status</w:t>
+      </w:r>
+      <w:r>
+        <w:t xml:space="preserve"> backward.</w:t>
+      </w:r>
+    </w:p>
+    <w:p>
+      <w:pPr>
+        <w:pStyle w:val="ListNumber"/>
+      </w:pPr>
+      <w:r>
+        <w:t>Watch the same card for live status, pickup/delivery timestamps, and Google Maps links as the driver works the delivery — no separate "track a driver" page, it's on the order itself.</w:t>
+      </w:r>
+    </w:p>
+    <w:p>
+      <w:pPr>
+        <w:pStyle w:val="ListNumber"/>
+      </w:pPr>
+      <w:r>
+        <w:t>Both the admin and customer printable receipts (View / Print Receipt) show the driver's name, pickup time+location, and delivery time+location once set — this was the actual point of the request ("all information in a driver app should appear in receipt for both customer and admin").</w:t>
+      </w:r>
+    </w:p>
+    <w:p>
+      <w:r>
+        <w:rPr>
+          <w:b/>
+        </w:rPr>
+        <w:t>Driver side</w:t>
+      </w:r>
+      <w:r>
+        <w:t xml:space="preserve"> (Admin → My Deliveries, only visible/usable by </w:t>
+      </w:r>
+      <w:r>
+        <w:rPr>
+          <w:rFonts w:ascii="Consolas" w:hAnsi="Consolas"/>
+          <w:sz w:val="20"/>
+        </w:rPr>
+        <w:t>DRIVER</w:t>
+      </w:r>
+      <w:r>
+        <w:t>-role accounts):</w:t>
+      </w:r>
+    </w:p>
+    <w:p>
+      <w:pPr>
+        <w:pStyle w:val="ListNumber"/>
+      </w:pPr>
+      <w:r>
+        <w:t>See assigned deliveries, grouped Active / Completed.</w:t>
+      </w:r>
+    </w:p>
+    <w:p>
+      <w:pPr>
+        <w:pStyle w:val="ListNumber"/>
+      </w:pPr>
+      <w:r>
+        <w:t>Open one to see the pickup location (warehouse) and delivery destination (customer address), each with a "Open in Google Maps" link for actual turn-by-turn directions.</w:t>
+      </w:r>
+    </w:p>
+    <w:p>
+      <w:pPr>
+        <w:pStyle w:val="ListNumber"/>
+      </w:pPr>
+      <w:r>
+        <w:t xml:space="preserve">Advance through the lifecycle with one button at a time: </w:t>
+      </w:r>
+      <w:r>
+        <w:rPr>
+          <w:i/>
+        </w:rPr>
+        <w:t>heading to pickup → picked up → heading to customer → delivered</w:t>
+      </w:r>
+      <w:r>
+        <w:t xml:space="preserve">. The </w:t>
+      </w:r>
+      <w:r>
+        <w:rPr>
+          <w:b/>
+        </w:rPr>
+        <w:t>picked up</w:t>
+      </w:r>
+      <w:r>
+        <w:t xml:space="preserve"> and </w:t>
+      </w:r>
+      <w:r>
+        <w:rPr>
+          <w:b/>
+        </w:rPr>
+        <w:t>delivered</w:t>
+      </w:r>
+      <w:r>
+        <w:t xml:space="preserve"> steps require sharing the browser's current location (</w:t>
+      </w:r>
+      <w:r>
+        <w:rPr>
+          <w:rFonts w:ascii="Consolas" w:hAnsi="Consolas"/>
+          <w:sz w:val="20"/>
+        </w:rPr>
+        <w:t>navigator.geolocation</w:t>
+      </w:r>
+      <w:r>
+        <w:t>) — the button is blocked with a clear error if location access is denied, since those two moments are exactly what gets snapshotted onto the receipt.</w:t>
+      </w:r>
+    </w:p>
+    <w:p>
+      <w:pPr>
+        <w:pStyle w:val="ListNumber"/>
+      </w:pPr>
+      <w:r>
+        <w:t>A "Share my current location" button is available while en route, for a manual live-position update — not automatic/continuous tracking (no background-location permission is requested; that would need a native app, not a browser tab).</w:t>
+      </w:r>
+    </w:p>
+    <w:p>
+      <w:pPr>
+        <w:pStyle w:val="ListNumber"/>
+      </w:pPr>
+      <w:r>
+        <w:t xml:space="preserve">"Report a problem / mark as failed" is available from any in-progress state, for a delivery attempt that couldn't be completed (customer unreachable, refused, etc.) — terminal, same as </w:t>
+      </w:r>
+      <w:r>
+        <w:rPr>
+          <w:rFonts w:ascii="Consolas" w:hAnsi="Consolas"/>
+          <w:sz w:val="20"/>
+        </w:rPr>
+        <w:t>DELIVERED</w:t>
+      </w:r>
+      <w:r>
+        <w:t>, no further transitions.</w:t>
+      </w:r>
+    </w:p>
+    <w:p>
+      <w:r>
+        <w:t xml:space="preserve">Marking </w:t>
+      </w:r>
+      <w:r>
+        <w:rPr>
+          <w:b/>
+        </w:rPr>
+        <w:t>picked up</w:t>
+      </w:r>
+      <w:r>
+        <w:t xml:space="preserve"> auto-advances </w:t>
+      </w:r>
+      <w:r>
+        <w:rPr>
+          <w:rFonts w:ascii="Consolas" w:hAnsi="Consolas"/>
+          <w:sz w:val="20"/>
+        </w:rPr>
+        <w:t>Order.status</w:t>
+      </w:r>
+      <w:r>
+        <w:t xml:space="preserve"> to </w:t>
+      </w:r>
+      <w:r>
+        <w:rPr>
+          <w:rFonts w:ascii="Consolas" w:hAnsi="Consolas"/>
+          <w:sz w:val="20"/>
+        </w:rPr>
+        <w:t>SHIPPED</w:t>
+      </w:r>
+      <w:r>
+        <w:t xml:space="preserve"> and </w:t>
+      </w:r>
+      <w:r>
+        <w:rPr>
+          <w:b/>
+        </w:rPr>
+        <w:t>delivered</w:t>
+      </w:r>
+      <w:r>
+        <w:t xml:space="preserve"> to </w:t>
+      </w:r>
+      <w:r>
+        <w:rPr>
+          <w:rFonts w:ascii="Consolas" w:hAnsi="Consolas"/>
+          <w:sz w:val="20"/>
+        </w:rPr>
+        <w:t>DELIVERED</w:t>
+      </w:r>
+      <w:r>
+        <w:t xml:space="preserve"> (stepping through </w:t>
+      </w:r>
+      <w:r>
+        <w:rPr>
+          <w:rFonts w:ascii="Consolas" w:hAnsi="Consolas"/>
+          <w:sz w:val="20"/>
+        </w:rPr>
+        <w:t>PROCESSING</w:t>
+      </w:r>
+      <w:r>
+        <w:t xml:space="preserve"> first if staff hadn't already moved it there — a driver being assigned before an order leaves </w:t>
+      </w:r>
+      <w:r>
+        <w:rPr>
+          <w:rFonts w:ascii="Consolas" w:hAnsi="Consolas"/>
+          <w:sz w:val="20"/>
+        </w:rPr>
+        <w:t>PENDING</w:t>
+      </w:r>
+      <w:r>
+        <w:t xml:space="preserve"> is normal, not an error). This reuses the exact same </w:t>
+      </w:r>
+      <w:r>
+        <w:rPr>
+          <w:rFonts w:ascii="Consolas" w:hAnsi="Consolas"/>
+          <w:sz w:val="20"/>
+        </w:rPr>
+        <w:t>OrdersService.updateStatus()</w:t>
+      </w:r>
+      <w:r>
+        <w:t xml:space="preserve"> staff already use from the Orders page, so revenue recognition and the rest of the order pipeline behave identically regardless of whether a driver or a staff member triggered the transition.</w:t>
+      </w:r>
+    </w:p>
     <w:p>
       <w:pPr>
         <w:pStyle w:val="Heading2"/>

--- a/docs/16-user-and-administrator-procedures.docx
+++ b/docs/16-user-and-administrator-procedures.docx
@@ -1825,7 +1825,56 @@
         <w:t>Delivery / Driver</w:t>
       </w:r>
       <w:r>
-        <w:t xml:space="preserve"> card to assign (or reassign) a driver from the dropdown. Reassigning an in-progress delivery restarts its own status lifecycle (back to </w:t>
+        <w:t xml:space="preserve"> card to assign (or reassign) a driver from the dropdown — each driver's current availability shows inline (</w:t>
+      </w:r>
+      <w:r>
+        <w:rPr>
+          <w:rFonts w:ascii="Consolas" w:hAnsi="Consolas"/>
+          <w:sz w:val="20"/>
+        </w:rPr>
+        <w:t>available</w:t>
+      </w:r>
+      <w:r>
+        <w:t xml:space="preserve"> / </w:t>
+      </w:r>
+      <w:r>
+        <w:rPr>
+          <w:rFonts w:ascii="Consolas" w:hAnsi="Consolas"/>
+          <w:sz w:val="20"/>
+        </w:rPr>
+        <w:t>on delivery</w:t>
+      </w:r>
+      <w:r>
+        <w:t xml:space="preserve"> / </w:t>
+      </w:r>
+      <w:r>
+        <w:rPr>
+          <w:rFonts w:ascii="Consolas" w:hAnsi="Consolas"/>
+          <w:sz w:val="20"/>
+        </w:rPr>
+        <w:t>offline</w:t>
+      </w:r>
+      <w:r>
+        <w:t xml:space="preserve">, added commit </w:t>
+      </w:r>
+      <w:r>
+        <w:rPr>
+          <w:rFonts w:ascii="Consolas" w:hAnsi="Consolas"/>
+          <w:sz w:val="20"/>
+        </w:rPr>
+        <w:t>445a258</w:t>
+      </w:r>
+      <w:r>
+        <w:t xml:space="preserve">). Pick a </w:t>
+      </w:r>
+      <w:r>
+        <w:rPr>
+          <w:b/>
+        </w:rPr>
+        <w:t>priority</w:t>
+      </w:r>
+      <w:r>
+        <w:t xml:space="preserve"> (Normal/Urgent) alongside the driver; a driver's own list surfaces Urgent deliveries first. Reassigning an in-progress delivery restarts its own status lifecycle (back to </w:t>
       </w:r>
       <w:r>
         <w:rPr>
@@ -1874,6 +1923,33 @@
       </w:r>
     </w:p>
     <w:p>
+      <w:pPr>
+        <w:pStyle w:val="ListNumber"/>
+      </w:pPr>
+      <w:r>
+        <w:t xml:space="preserve">Admin → Dashboard shows an </w:t>
+      </w:r>
+      <w:r>
+        <w:rPr>
+          <w:b/>
+        </w:rPr>
+        <w:t>Active Deliveries</w:t>
+      </w:r>
+      <w:r>
+        <w:t xml:space="preserve"> panel (counts by status, added commit </w:t>
+      </w:r>
+      <w:r>
+        <w:rPr>
+          <w:rFonts w:ascii="Consolas" w:hAnsi="Consolas"/>
+          <w:sz w:val="20"/>
+        </w:rPr>
+        <w:t>445a258</w:t>
+      </w:r>
+      <w:r>
+        <w:t>) — compute-on-read, same "no stored metric" approach as every other dashboard figure in this codebase.</w:t>
+      </w:r>
+    </w:p>
+    <w:p>
       <w:r>
         <w:rPr>
           <w:b/>
@@ -1899,7 +1975,16 @@
         <w:pStyle w:val="ListNumber"/>
       </w:pPr>
       <w:r>
-        <w:t>See assigned deliveries, grouped Active / Completed.</w:t>
+        <w:t xml:space="preserve">Toggle </w:t>
+      </w:r>
+      <w:r>
+        <w:rPr>
+          <w:b/>
+        </w:rPr>
+        <w:t>availability</w:t>
+      </w:r>
+      <w:r>
+        <w:t xml:space="preserve"> (Available / Offline) at the top of the page — self-reported only, never inferred from their current deliveries (going offline mid-delivery doesn't touch the delivery itself, it just tells admins not to hand them anything new). Switches to "On a delivery" automatically only in the sense that the toggle is hidden while one is in progress — it's still the driver's own signal, not derived.</w:t>
       </w:r>
     </w:p>
     <w:p>
@@ -1907,7 +1992,7 @@
         <w:pStyle w:val="ListNumber"/>
       </w:pPr>
       <w:r>
-        <w:t>Open one to see the pickup location (warehouse) and delivery destination (customer address), each with a "Open in Google Maps" link for actual turn-by-turn directions.</w:t>
+        <w:t>See assigned deliveries, grouped Active / Completed, Urgent ones flagged and sorted first.</w:t>
       </w:r>
     </w:p>
     <w:p>
@@ -1915,6 +2000,14 @@
         <w:pStyle w:val="ListNumber"/>
       </w:pPr>
       <w:r>
+        <w:t>Open one to see the pickup location (warehouse) and delivery destination (customer address), each with a "Open in Google Maps" link for actual turn-by-turn directions.</w:t>
+      </w:r>
+    </w:p>
+    <w:p>
+      <w:pPr>
+        <w:pStyle w:val="ListNumber"/>
+      </w:pPr>
+      <w:r>
         <w:t xml:space="preserve">Advance through the lifecycle with one button at a time: </w:t>
       </w:r>
       <w:r>
@@ -1960,7 +2053,7 @@
         <w:pStyle w:val="ListNumber"/>
       </w:pPr>
       <w:r>
-        <w:t>A "Share my current location" button is available while en route, for a manual live-position update — not automatic/continuous tracking (no background-location permission is requested; that would need a native app, not a browser tab).</w:t>
+        <w:t>A "Share my current location" button is available while en route, for a manual live-position update — not automatic/continuous tracking (no background-location permission is requested; that would need a native app, not a browser tab). The customer's own order-tracking page (storefront) shows this same last-known position while a delivery is en route.</w:t>
       </w:r>
     </w:p>
     <w:p>
@@ -2062,6 +2155,140 @@
       </w:r>
       <w:r>
         <w:t xml:space="preserve"> staff already use from the Orders page, so revenue recognition and the rest of the order pipeline behave identically regardless of whether a driver or a staff member triggered the transition.</w:t>
+      </w:r>
+    </w:p>
+    <w:p>
+      <w:r>
+        <w:rPr>
+          <w:b/>
+        </w:rPr>
+        <w:t>Customer notifications</w:t>
+      </w:r>
+      <w:r>
+        <w:t xml:space="preserve"> (added commit </w:t>
+      </w:r>
+      <w:r>
+        <w:rPr>
+          <w:rFonts w:ascii="Consolas" w:hAnsi="Consolas"/>
+          <w:sz w:val="20"/>
+        </w:rPr>
+        <w:t>445a258</w:t>
+      </w:r>
+      <w:r>
+        <w:t xml:space="preserve">): the customer gets a real email/SMS (via the already-live Brevo/Africa's Talking services) when a driver is assigned, when the order is picked up, when it's delivered, and if a delivery attempt fails — respecting that customer's own </w:t>
+      </w:r>
+      <w:r>
+        <w:rPr>
+          <w:rFonts w:ascii="Consolas" w:hAnsi="Consolas"/>
+          <w:sz w:val="20"/>
+        </w:rPr>
+        <w:t>notifyOrderUpdatesEmail</w:t>
+      </w:r>
+      <w:r>
+        <w:t xml:space="preserve">/ </w:t>
+      </w:r>
+      <w:r>
+        <w:rPr>
+          <w:rFonts w:ascii="Consolas" w:hAnsi="Consolas"/>
+          <w:sz w:val="20"/>
+        </w:rPr>
+        <w:t>notifyOrderUpdatesSms</w:t>
+      </w:r>
+      <w:r>
+        <w:t xml:space="preserve"> preferences (Account → Settings). This is best-effort: a notification failure never blocks the delivery status change itself, logged and moved past, same pattern as every other notification send in this codebase.</w:t>
+      </w:r>
+    </w:p>
+    <w:p>
+      <w:r>
+        <w:rPr>
+          <w:b/>
+        </w:rPr>
+        <w:t>Deliberately not built</w:t>
+      </w:r>
+      <w:r>
+        <w:t xml:space="preserve"> (a full delivery-services platform has many more features than this — these specific ones were scoped out because each needs either a paid third-party integration or a business-policy decision that isn't a code choice):</w:t>
+      </w:r>
+    </w:p>
+    <w:p>
+      <w:pPr>
+        <w:pStyle w:val="ListBullet"/>
+      </w:pPr>
+      <w:r>
+        <w:rPr>
+          <w:b/>
+        </w:rPr>
+        <w:t>Route optimization / multi-stop planning / traffic-aware routing</w:t>
+      </w:r>
+      <w:r>
+        <w:t xml:space="preserve"> — needs a routing API (Google Directions, Mapbox, etc.) with its own billing account, same class of decision as the Google-Maps-deep-link choice already made for basic navigation.</w:t>
+      </w:r>
+    </w:p>
+    <w:p>
+      <w:pPr>
+        <w:pStyle w:val="ListBullet"/>
+      </w:pPr>
+      <w:r>
+        <w:rPr>
+          <w:b/>
+        </w:rPr>
+        <w:t>Live in-app map with a rendered route</w:t>
+      </w:r>
+      <w:r>
+        <w:t xml:space="preserve"> — needs a maps SDK (Google Maps/Mapbox JS) with its own billing; deliberately replaced with deep-linking to Google Maps instead (per user decision, see the Driver App intro above).</w:t>
+      </w:r>
+    </w:p>
+    <w:p>
+      <w:pPr>
+        <w:pStyle w:val="ListBullet"/>
+      </w:pPr>
+      <w:r>
+        <w:rPr>
+          <w:b/>
+        </w:rPr>
+        <w:t>Automatic/algorithmic driver dispatch</w:t>
+      </w:r>
+      <w:r>
+        <w:t xml:space="preserve"> — assignment is manual only; automating it needs a defined policy (nearest available driver? round-robin? load-balanced?) that's a dispatch-strategy decision, not something to invent silently.</w:t>
+      </w:r>
+    </w:p>
+    <w:p>
+      <w:pPr>
+        <w:pStyle w:val="ListBullet"/>
+      </w:pPr>
+      <w:r>
+        <w:rPr>
+          <w:b/>
+        </w:rPr>
+        <w:t>Driver earnings, commission, and payout automation</w:t>
+      </w:r>
+      <w:r>
+        <w:t xml:space="preserve"> — ChrisPa already has a real, carefully-built payroll system (Uganda PAYE/NSSF, see </w:t>
+      </w:r>
+      <w:hyperlink r:id="rId9">
+        <w:r>
+          <w:rPr>
+            <w:color w:val="0563C1"/>
+            <w:u w:val="single"/>
+          </w:rPr>
+          <w:t xml:space="preserve">`03-database-design.md`</w:t>
+        </w:r>
+      </w:hyperlink>
+      <w:r>
+        <w:t>'s HR — payroll section) with an explicit "accountant sign-off before touching rates" rule; a driver commission model is a real financial/compliance decision, not something to bolt on without that same rigor.</w:t>
+      </w:r>
+    </w:p>
+    <w:p>
+      <w:pPr>
+        <w:pStyle w:val="ListBullet"/>
+      </w:pPr>
+      <w:r>
+        <w:rPr>
+          <w:b/>
+        </w:rPr>
+        <w:t>Surge/dynamic delivery pricing, QR/barcode scanning, fraud detection, geofencing/delivery-zone management, multi-currency support</w:t>
+      </w:r>
+      <w:r>
+        <w:t xml:space="preserve"> — none of these have a defined policy or requirement yet; flagged here so a future request to add one of them starts from an explicit decision, not a silent assumption.</w:t>
       </w:r>
     </w:p>
     <w:p>

--- a/docs/16-user-and-administrator-procedures.docx
+++ b/docs/16-user-and-administrator-procedures.docx
@@ -1746,6 +1746,62 @@
           </w:p>
         </w:tc>
       </w:tr>
+      <w:tr>
+        <w:tc>
+          <w:tcPr>
+            <w:tcW w:type="dxa" w:w="2880"/>
+          </w:tcPr>
+          <w:p>
+            <w:r>
+              <w:t>View every driver's deliveries (read-only oversight)</w:t>
+            </w:r>
+          </w:p>
+        </w:tc>
+        <w:tc>
+          <w:tcPr>
+            <w:tcW w:type="dxa" w:w="2880"/>
+          </w:tcPr>
+          <w:p>
+            <w:r>
+              <w:t>Admin → Deliveries</w:t>
+            </w:r>
+          </w:p>
+        </w:tc>
+        <w:tc>
+          <w:tcPr>
+            <w:tcW w:type="dxa" w:w="2880"/>
+          </w:tcPr>
+          <w:p>
+            <w:r>
+              <w:rPr>
+                <w:rFonts w:ascii="Consolas" w:hAnsi="Consolas"/>
+                <w:sz w:val="20"/>
+              </w:rPr>
+              <w:t>OWNER</w:t>
+            </w:r>
+            <w:r>
+              <w:t xml:space="preserve">, </w:t>
+            </w:r>
+            <w:r>
+              <w:rPr>
+                <w:rFonts w:ascii="Consolas" w:hAnsi="Consolas"/>
+                <w:sz w:val="20"/>
+              </w:rPr>
+              <w:t>STORE_MANAGER</w:t>
+            </w:r>
+            <w:r>
+              <w:t xml:space="preserve">, </w:t>
+            </w:r>
+            <w:r>
+              <w:rPr>
+                <w:rFonts w:ascii="Consolas" w:hAnsi="Consolas"/>
+                <w:sz w:val="20"/>
+              </w:rPr>
+              <w:t>FULFILLMENT</w:t>
+            </w:r>
+          </w:p>
+        </w:tc>
+      </w:tr>
     </w:tbl>
     <w:p>
       <w:pPr>
@@ -2072,6 +2128,127 @@
       </w:r>
       <w:r>
         <w:t>, no further transitions.</w:t>
+      </w:r>
+    </w:p>
+    <w:p>
+      <w:r>
+        <w:rPr>
+          <w:b/>
+        </w:rPr>
+        <w:t>Owner/Store Manager/Fulfillment oversight view</w:t>
+      </w:r>
+      <w:r>
+        <w:t xml:space="preserve"> (same page, Admin → Deliveries — added per user request after </w:t>
+      </w:r>
+      <w:r>
+        <w:rPr>
+          <w:rFonts w:ascii="Consolas" w:hAnsi="Consolas"/>
+          <w:sz w:val="20"/>
+        </w:rPr>
+        <w:t>OWNER</w:t>
+      </w:r>
+      <w:r>
+        <w:t xml:space="preserve"> first hit this page's driver-only 403): </w:t>
+      </w:r>
+      <w:r>
+        <w:rPr>
+          <w:rFonts w:ascii="Consolas" w:hAnsi="Consolas"/>
+          <w:sz w:val="20"/>
+        </w:rPr>
+        <w:t>OWNER</w:t>
+      </w:r>
+      <w:r>
+        <w:t xml:space="preserve">, </w:t>
+      </w:r>
+      <w:r>
+        <w:rPr>
+          <w:rFonts w:ascii="Consolas" w:hAnsi="Consolas"/>
+          <w:sz w:val="20"/>
+        </w:rPr>
+        <w:t>STORE_MANAGER</w:t>
+      </w:r>
+      <w:r>
+        <w:t xml:space="preserve">, and </w:t>
+      </w:r>
+      <w:r>
+        <w:rPr>
+          <w:rFonts w:ascii="Consolas" w:hAnsi="Consolas"/>
+          <w:sz w:val="20"/>
+        </w:rPr>
+        <w:t>FULFILLMENT</w:t>
+      </w:r>
+      <w:r>
+        <w:t xml:space="preserve"> also have access to </w:t>
+      </w:r>
+      <w:r>
+        <w:rPr>
+          <w:rFonts w:ascii="Consolas" w:hAnsi="Consolas"/>
+          <w:sz w:val="20"/>
+        </w:rPr>
+        <w:t>/my-deliveries</w:t>
+      </w:r>
+      <w:r>
+        <w:t xml:space="preserve">, but read-only and across every driver, not scoped to a </w:t>
+      </w:r>
+      <w:r>
+        <w:rPr>
+          <w:rFonts w:ascii="Consolas" w:hAnsi="Consolas"/>
+          <w:sz w:val="20"/>
+        </w:rPr>
+        <w:t>driverId</w:t>
+      </w:r>
+      <w:r>
+        <w:t xml:space="preserve"> the way the driver's own view is — they aren't drivers themselves, so "my deliveries" would otherwise always be empty for them (</w:t>
+      </w:r>
+      <w:r>
+        <w:rPr>
+          <w:rFonts w:ascii="Consolas" w:hAnsi="Consolas"/>
+          <w:sz w:val="20"/>
+        </w:rPr>
+        <w:t>MyDeliveriesController</w:t>
+      </w:r>
+      <w:r>
+        <w:t>/</w:t>
+      </w:r>
+      <w:r>
+        <w:rPr>
+          <w:rFonts w:ascii="Consolas" w:hAnsi="Consolas"/>
+          <w:sz w:val="20"/>
+        </w:rPr>
+        <w:t>DeliveryService.listMine()</w:t>
+      </w:r>
+      <w:r>
+        <w:t>/</w:t>
+      </w:r>
+      <w:r>
+        <w:rPr>
+          <w:rFonts w:ascii="Consolas" w:hAnsi="Consolas"/>
+          <w:sz w:val="20"/>
+        </w:rPr>
+        <w:t>getMine()</w:t>
+      </w:r>
+      <w:r>
+        <w:t xml:space="preserve"> branch on the caller's role: a </w:t>
+      </w:r>
+      <w:r>
+        <w:rPr>
+          <w:rFonts w:ascii="Consolas" w:hAnsi="Consolas"/>
+          <w:sz w:val="20"/>
+        </w:rPr>
+        <w:t>DRIVER</w:t>
+      </w:r>
+      <w:r>
+        <w:t xml:space="preserve"> still only ever sees their own, everyone else in that role list sees all of them, each card labeled with the assigned driver's name). The availability toggle and the "heading to pickup" / "picked up" / "delivered" / "mark as failed" action buttons — anything that's actually the driver doing the delivery — are hidden in this mode; those calls stay </w:t>
+      </w:r>
+      <w:r>
+        <w:rPr>
+          <w:rFonts w:ascii="Consolas" w:hAnsi="Consolas"/>
+          <w:sz w:val="20"/>
+        </w:rPr>
+        <w:t>DRIVER</w:t>
+      </w:r>
+      <w:r>
+        <w:t>-only server-side regardless of what the UI shows. To actually work a delivery (advance its status, share GPS), sign in as that driver's own account.</w:t>
       </w:r>
     </w:p>
     <w:p>

--- a/docs/16-user-and-administrator-procedures.docx
+++ b/docs/16-user-and-administrator-procedures.docx
@@ -1975,7 +1975,56 @@
         <w:pStyle w:val="ListNumber"/>
       </w:pPr>
       <w:r>
-        <w:t>Both the admin and customer printable receipts (View / Print Receipt) show the driver's name, pickup time+location, and delivery time+location once set — this was the actual point of the request ("all information in a driver app should appear in receipt for both customer and admin").</w:t>
+        <w:t xml:space="preserve">Both the admin and customer printable receipts (View / Print Receipt) show the driver's name, pickup time+location, and delivery time+location once set — this was the actual point of the request ("all information in a driver app should appear in receipt for both customer and admin"). Each "GPS location" link is followed by the actual place name in parentheses (e.g. "GPS location (Nakasero, Kampala Capital City)") — added per user request, since raw coordinates and a map link alone didn't say </w:t>
+      </w:r>
+      <w:r>
+        <w:rPr>
+          <w:i/>
+        </w:rPr>
+        <w:t>where</w:t>
+      </w:r>
+      <w:r>
+        <w:t xml:space="preserve"> that was at a glance. The name is resolved once, at the moment </w:t>
+      </w:r>
+      <w:r>
+        <w:rPr>
+          <w:rFonts w:ascii="Consolas" w:hAnsi="Consolas"/>
+          <w:sz w:val="20"/>
+        </w:rPr>
+        <w:t>PICKED_UP</w:t>
+      </w:r>
+      <w:r>
+        <w:t>/</w:t>
+      </w:r>
+      <w:r>
+        <w:rPr>
+          <w:rFonts w:ascii="Consolas" w:hAnsi="Consolas"/>
+          <w:sz w:val="20"/>
+        </w:rPr>
+        <w:t>DELIVERED</w:t>
+      </w:r>
+      <w:r>
+        <w:t xml:space="preserve"> is confirmed (</w:t>
+      </w:r>
+      <w:r>
+        <w:rPr>
+          <w:rFonts w:ascii="Consolas" w:hAnsi="Consolas"/>
+          <w:sz w:val="20"/>
+        </w:rPr>
+        <w:t>GeocodingService</w:t>
+      </w:r>
+      <w:r>
+        <w:t xml:space="preserve">, OpenStreetMap's free Nominatim reverse-geocoding API — not Google's paid Geocoding API, same reasoning as deep-linking to Google Maps instead of embedding its SDK, see the "Deliberately not built" list below), and snapshotted onto the </w:t>
+      </w:r>
+      <w:r>
+        <w:rPr>
+          <w:rFonts w:ascii="Consolas" w:hAnsi="Consolas"/>
+          <w:sz w:val="20"/>
+        </w:rPr>
+        <w:t>Delivery</w:t>
+      </w:r>
+      <w:r>
+        <w:t xml:space="preserve"> row alongside the coordinates — it never changes later even if a fresh lookup for those same coordinates would answer differently. Best-effort: if the lookup fails or times out, the receipt still shows the GPS map link, just without a name in parentheses — it never blocks the driver's pickup/delivery confirmation itself.</w:t>
       </w:r>
     </w:p>
     <w:p>

--- a/docs/16-user-and-administrator-procedures.docx
+++ b/docs/16-user-and-administrator-procedures.docx
@@ -1802,6 +1802,52 @@
           </w:p>
         </w:tc>
       </w:tr>
+      <w:tr>
+        <w:tc>
+          <w:tcPr>
+            <w:tcW w:type="dxa" w:w="2880"/>
+          </w:tcPr>
+          <w:p>
+            <w:r>
+              <w:t>Add/edit/remove a shipping zone or its rates</w:t>
+            </w:r>
+          </w:p>
+        </w:tc>
+        <w:tc>
+          <w:tcPr>
+            <w:tcW w:type="dxa" w:w="2880"/>
+          </w:tcPr>
+          <w:p>
+            <w:r>
+              <w:t>Admin → Shipping Zones</w:t>
+            </w:r>
+          </w:p>
+        </w:tc>
+        <w:tc>
+          <w:tcPr>
+            <w:tcW w:type="dxa" w:w="2880"/>
+          </w:tcPr>
+          <w:p>
+            <w:r>
+              <w:rPr>
+                <w:rFonts w:ascii="Consolas" w:hAnsi="Consolas"/>
+                <w:sz w:val="20"/>
+              </w:rPr>
+              <w:t>OWNER</w:t>
+            </w:r>
+            <w:r>
+              <w:t xml:space="preserve">, </w:t>
+            </w:r>
+            <w:r>
+              <w:rPr>
+                <w:rFonts w:ascii="Consolas" w:hAnsi="Consolas"/>
+                <w:sz w:val="20"/>
+              </w:rPr>
+              <w:t>STORE_MANAGER</w:t>
+            </w:r>
+          </w:p>
+        </w:tc>
+      </w:tr>
     </w:tbl>
     <w:p>
       <w:pPr>
@@ -2515,6 +2561,162 @@
       </w:r>
       <w:r>
         <w:t xml:space="preserve"> — none of these have a defined policy or requirement yet; flagged here so a future request to add one of them starts from an explicit decision, not a silent assumption.</w:t>
+      </w:r>
+    </w:p>
+    <w:p>
+      <w:pPr>
+        <w:pStyle w:val="Heading2"/>
+      </w:pPr>
+      <w:r>
+        <w:t>Setting shipping zones and delivery pricing</w:t>
+      </w:r>
+    </w:p>
+    <w:p>
+      <w:r>
+        <w:t xml:space="preserve">Added this session, per user decision (not in the original SRS/wireframes) — shipping used to be a flat fee per delivery method (Standard free, Express UGX 8,000, Same-day UGX 12,000) regardless of where the order was going. It's now priced by </w:t>
+      </w:r>
+      <w:r>
+        <w:rPr>
+          <w:b/>
+        </w:rPr>
+        <w:t>both</w:t>
+      </w:r>
+      <w:r>
+        <w:t xml:space="preserve"> destination and delivery method, editable from </w:t>
+      </w:r>
+      <w:r>
+        <w:rPr>
+          <w:b/>
+        </w:rPr>
+        <w:t>Admin → Shipping Zones</w:t>
+      </w:r>
+      <w:r>
+        <w:t xml:space="preserve"> (</w:t>
+      </w:r>
+      <w:r>
+        <w:rPr>
+          <w:rFonts w:ascii="Consolas" w:hAnsi="Consolas"/>
+          <w:sz w:val="20"/>
+        </w:rPr>
+        <w:t>OWNER</w:t>
+      </w:r>
+      <w:r>
+        <w:t>/</w:t>
+      </w:r>
+      <w:r>
+        <w:rPr>
+          <w:rFonts w:ascii="Consolas" w:hAnsi="Consolas"/>
+          <w:sz w:val="20"/>
+        </w:rPr>
+        <w:t>STORE_MANAGER</w:t>
+      </w:r>
+      <w:r>
+        <w:t>), and takes effect on the very next checkout — no deploy needed.</w:t>
+      </w:r>
+    </w:p>
+    <w:p>
+      <w:pPr>
+        <w:pStyle w:val="ListNumber"/>
+      </w:pPr>
+      <w:r>
+        <w:t xml:space="preserve">Each </w:t>
+      </w:r>
+      <w:r>
+        <w:rPr>
+          <w:b/>
+        </w:rPr>
+        <w:t>zone</w:t>
+      </w:r>
+      <w:r>
+        <w:t xml:space="preserve"> has a name, a list of towns/cities it covers, and a fee for each of Standard/Express/Same-day — leave a fee blank to switch that delivery method off entirely for that zone (shown as "Not offered" on the zone card, and greyed out for the customer at checkout).</w:t>
+      </w:r>
+    </w:p>
+    <w:p>
+      <w:pPr>
+        <w:pStyle w:val="ListNumber"/>
+      </w:pPr>
+      <w:r>
+        <w:t xml:space="preserve">Exactly one zone must be marked </w:t>
+      </w:r>
+      <w:r>
+        <w:rPr>
+          <w:b/>
+        </w:rPr>
+        <w:t>Default</w:t>
+      </w:r>
+      <w:r>
+        <w:t xml:space="preserve"> at all times — it's the fallback whenever a customer's typed city doesn't match any zone's town list (a typo, an unlisted village, etc.). You can't delete the current default zone or leave zero/multiple zones marked default; the form blocks it with a clear error. ChrisPa ships with two zones seeded: </w:t>
+      </w:r>
+      <w:r>
+        <w:rPr>
+          <w:b/>
+        </w:rPr>
+        <w:t>Kampala Metro</w:t>
+      </w:r>
+      <w:r>
+        <w:t xml:space="preserve"> (the original flat rates above) and </w:t>
+      </w:r>
+      <w:r>
+        <w:rPr>
+          <w:b/>
+        </w:rPr>
+        <w:t>Rest of Uganda</w:t>
+      </w:r>
+      <w:r>
+        <w:t xml:space="preserve"> (the default — higher rates for Standard/Express, and Same-day priced at UGX 35,000 rather than switched off, since per user decision Same-day isn't hard-blocked outside Kampala, just priced for the distance).</w:t>
+      </w:r>
+    </w:p>
+    <w:p>
+      <w:pPr>
+        <w:pStyle w:val="ListNumber"/>
+      </w:pPr>
+      <w:r>
+        <w:t xml:space="preserve">Matching is case-insensitive and substring-tolerant against the town list (so "Kampala", "kampala uganda," etc. all match) — it is </w:t>
+      </w:r>
+      <w:r>
+        <w:rPr>
+          <w:b/>
+        </w:rPr>
+        <w:t>not</w:t>
+      </w:r>
+      <w:r>
+        <w:t xml:space="preserve"> a dropdown of official Uganda administrative divisions, since the storefront's City field has always been free text. Add every spelling/neighborhood variant you want a zone to catch directly to its town list.</w:t>
+      </w:r>
+    </w:p>
+    <w:p>
+      <w:pPr>
+        <w:pStyle w:val="ListNumber"/>
+      </w:pPr>
+      <w:r>
+        <w:t>The customer sees this live: on the Checkout page, delivery-method prices update as they type their city, and any method the matched zone doesn't offer becomes unselectable. The server independently re-checks the same pricing at order placement (</w:t>
+      </w:r>
+      <w:r>
+        <w:rPr>
+          <w:rFonts w:ascii="Consolas" w:hAnsi="Consolas"/>
+          <w:sz w:val="20"/>
+        </w:rPr>
+        <w:t>CheckoutService</w:t>
+      </w:r>
+      <w:r>
+        <w:t>) — it never trusts whatever the browser last displayed, so a stale page or a tampered request can't check out at the wrong fee or with an unavailable method.</w:t>
+      </w:r>
+    </w:p>
+    <w:p>
+      <w:pPr>
+        <w:pStyle w:val="ListNumber"/>
+      </w:pPr>
+      <w:r>
+        <w:t>Every order snapshots which zone priced it (</w:t>
+      </w:r>
+      <w:r>
+        <w:rPr>
+          <w:rFonts w:ascii="Consolas" w:hAnsi="Consolas"/>
+          <w:sz w:val="20"/>
+        </w:rPr>
+        <w:t>Order.shippingZoneName</w:t>
+      </w:r>
+      <w:r>
+        <w:t>, shown next to the Shipping line on Admin → Orders → an order) — editing a zone's rates later never rewrites what a past order actually paid.</w:t>
       </w:r>
     </w:p>
     <w:p>

--- a/docs/16-user-and-administrator-procedures.docx
+++ b/docs/16-user-and-administrator-procedures.docx
@@ -2645,8 +2645,13 @@
         <w:t>Default</w:t>
       </w:r>
       <w:r>
-        <w:t xml:space="preserve"> at all times — it's the fallback whenever a customer's typed city doesn't match any zone's town list (a typo, an unlisted village, etc.). You can't delete the current default zone or leave zero/multiple zones marked default; the form blocks it with a clear error. ChrisPa ships with two zones seeded: </w:t>
-      </w:r>
+        <w:t xml:space="preserve"> at all times — it's the fallback whenever a customer's typed city doesn't match any zone's town list (a typo, an unlisted village, etc.). You can't delete the current default zone or leave zero/multiple zones marked default; the form blocks it with a clear error. ChrisPa ships with seven zones seeded, priced by rough real-world distance from the Kampala warehouse — per explicit user correction, Central/Eastern/Western/Northern/Southern must each charge different rates, not share one flat "upcountry" price:</w:t>
+      </w:r>
+    </w:p>
+    <w:p>
+      <w:pPr>
+        <w:pStyle w:val="ListBullet2"/>
+      </w:pPr>
       <w:r>
         <w:rPr>
           <w:b/>
@@ -2654,8 +2659,82 @@
         <w:t>Kampala Metro</w:t>
       </w:r>
       <w:r>
-        <w:t xml:space="preserve"> (the original flat rates above) and </w:t>
-      </w:r>
+        <w:t xml:space="preserve"> — the original flat rates (Standard free, Express UGX 8,000, Same-day UGX 12,000).</w:t>
+      </w:r>
+    </w:p>
+    <w:p>
+      <w:pPr>
+        <w:pStyle w:val="ListBullet2"/>
+      </w:pPr>
+      <w:r>
+        <w:rPr>
+          <w:b/>
+        </w:rPr>
+        <w:t>Central Uganda (Rest)</w:t>
+      </w:r>
+      <w:r>
+        <w:t xml:space="preserve"> — the nearest upcountry towns (Entebbe, Mukono, Wakiso, etc.), the cheapest upcountry tier.</w:t>
+      </w:r>
+    </w:p>
+    <w:p>
+      <w:pPr>
+        <w:pStyle w:val="ListBullet2"/>
+      </w:pPr>
+      <w:r>
+        <w:rPr>
+          <w:b/>
+        </w:rPr>
+        <w:t>Eastern</w:t>
+      </w:r>
+      <w:r>
+        <w:t xml:space="preserve">, </w:t>
+      </w:r>
+      <w:r>
+        <w:rPr>
+          <w:b/>
+        </w:rPr>
+        <w:t>Southern</w:t>
+      </w:r>
+      <w:r>
+        <w:t xml:space="preserve"> (greater Masaka/Ankole/Kigezi), and </w:t>
+      </w:r>
+      <w:r>
+        <w:rPr>
+          <w:b/>
+        </w:rPr>
+        <w:t>Western</w:t>
+      </w:r>
+      <w:r>
+        <w:t xml:space="preserve"> (Toro/Bunyoro) — increasingly higher rates as the towns get farther from Kampala.</w:t>
+      </w:r>
+    </w:p>
+    <w:p>
+      <w:pPr>
+        <w:pStyle w:val="ListBullet2"/>
+      </w:pPr>
+      <w:r>
+        <w:rPr>
+          <w:b/>
+        </w:rPr>
+        <w:t>Northern</w:t>
+      </w:r>
+      <w:r>
+        <w:t xml:space="preserve"> — the farthest and most expensive tier (Gulu, Lira, Arua, Kitgum...), with Same-day left </w:t>
+      </w:r>
+      <w:r>
+        <w:rPr>
+          <w:b/>
+        </w:rPr>
+        <w:t>unavailable</w:t>
+      </w:r>
+      <w:r>
+        <w:t xml:space="preserve"> rather than just expensive: those towns are realistically 5-8 hours' drive one way, past what a same-day promise can honestly cover.</w:t>
+      </w:r>
+    </w:p>
+    <w:p>
+      <w:pPr>
+        <w:pStyle w:val="ListBullet2"/>
+      </w:pPr>
       <w:r>
         <w:rPr>
           <w:b/>
@@ -2663,7 +2742,16 @@
         <w:t>Rest of Uganda</w:t>
       </w:r>
       <w:r>
-        <w:t xml:space="preserve"> (the default — higher rates for Standard/Express, and Same-day priced at UGX 35,000 rather than switched off, since per user decision Same-day isn't hard-blocked outside Kampala, just priced for the distance).</w:t>
+        <w:t xml:space="preserve"> — the </w:t>
+      </w:r>
+      <w:r>
+        <w:rPr>
+          <w:b/>
+        </w:rPr>
+        <w:t>default</w:t>
+      </w:r>
+      <w:r>
+        <w:t xml:space="preserve"> fallback for anything matching none of the above, priced conservatively (a typo or unlisted village shouldn't get Kampala's cheap rate by accident).</w:t>
       </w:r>
     </w:p>
     <w:p>
